--- a/india_monitor_data/rag/documents/Strike_Intelligence/Multimodal_Logistics_Playbook.docx
+++ b/india_monitor_data/rag/documents/Strike_Intelligence/Multimodal_Logistics_Playbook.docx
@@ -13,7 +13,7 @@
     </w:p>
     <w:p>
       <w:r>
-        <w:t>Report Generated: 2026-09-08 14:22:28</w:t>
+        <w:t>Report Generated: 2026-09-09 16:49:43</w:t>
       </w:r>
     </w:p>
     <w:p>
@@ -23,7 +23,7 @@
     </w:p>
     <w:p>
       <w:r>
-        <w:t>Total Disruption Incidents Monitored: 171</w:t>
+        <w:t>Total Disruption Incidents Monitored: 233</w:t>
       </w:r>
     </w:p>
     <w:p>
@@ -52,7 +52,92 @@
         <w:rPr>
           <w:b/>
         </w:rPr>
-        <w:t>Incident #1: Major Ports in India, List, Map, Initiatives, UPSC Notes - Vajiram &amp; Ravi</w:t>
+        <w:t>Incident #1: Typhoon Dolphin likely to make landfall in eastern China; Shanghai, Zhejiang, Fujian activate typhoon emergency responses: media - globaltimes.cn</w:t>
+        <w:br/>
+      </w:r>
+      <w:r>
+        <w:t>• Location / Hub: Port of Shanghai (China) | Severity: HIGH</w:t>
+        <w:br/>
+      </w:r>
+      <w:r>
+        <w:t>• Published: None | Source: Unknown</w:t>
+        <w:br/>
+      </w:r>
+    </w:p>
+    <w:p>
+      <w:r>
+        <w:rPr>
+          <w:b/>
+        </w:rPr>
+        <w:t>Incident #2: JNPA-linked transporters’ stir from today threatens major EXIM disruption | Mumbai news - hindustantimes.com</w:t>
+        <w:br/>
+      </w:r>
+      <w:r>
+        <w:t>• Location / Hub: Mumbai (India) | Severity: MEDIUM</w:t>
+        <w:br/>
+      </w:r>
+      <w:r>
+        <w:t>• Published: None | Source: Unknown</w:t>
+        <w:br/>
+      </w:r>
+    </w:p>
+    <w:p>
+      <w:r>
+        <w:rPr>
+          <w:b/>
+        </w:rPr>
+        <w:t>Incident #3: Amazon Prime Air Botched Landing at Miami: What Happened? - devdiscourse.com</w:t>
+        <w:br/>
+      </w:r>
+      <w:r>
+        <w:t>• Location / Hub: Global (Global) | Severity: LOW</w:t>
+        <w:br/>
+      </w:r>
+      <w:r>
+        <w:t>• Published: None | Source: Unknown</w:t>
+        <w:br/>
+      </w:r>
+    </w:p>
+    <w:p>
+      <w:r>
+        <w:rPr>
+          <w:b/>
+        </w:rPr>
+        <w:t>Incident #4: Ukraine, Russia trade drone strikes, killing 6 - DW.com</w:t>
+        <w:br/>
+      </w:r>
+      <w:r>
+        <w:t>• Location / Hub: Global (Global) | Severity: LOW</w:t>
+        <w:br/>
+      </w:r>
+      <w:r>
+        <w:t>• Published: None | Source: Unknown</w:t>
+        <w:br/>
+      </w:r>
+    </w:p>
+    <w:p>
+      <w:r>
+        <w:rPr>
+          <w:b/>
+        </w:rPr>
+        <w:t>Incident #5: CBSA says system outage has been fully resolved - wgrz.com</w:t>
+        <w:br/>
+      </w:r>
+      <w:r>
+        <w:t>• Location / Hub: Global (Global) | Severity: LOW</w:t>
+        <w:br/>
+      </w:r>
+      <w:r>
+        <w:t>• Published: None | Source: Unknown</w:t>
+        <w:br/>
+      </w:r>
+    </w:p>
+    <w:p>
+      <w:r>
+        <w:rPr>
+          <w:b/>
+        </w:rPr>
+        <w:t>Incident #6: Major Ports in India, List, Map, Initiatives, UPSC Notes - vajiramandravi.com</w:t>
         <w:br/>
       </w:r>
       <w:r>
@@ -69,11 +154,11 @@
         <w:rPr>
           <w:b/>
         </w:rPr>
-        <w:t>Incident #2: Commuters suffer as transporters protest Smart City bus expansion in Kashmir - The Tribune</w:t>
+        <w:t>Incident #7: French authorities say 220,000 now evacuated from biggest forest fire - newindianexpress.com</w:t>
         <w:br/>
       </w:r>
       <w:r>
-        <w:t>• Location / Hub: Global (Global) | Severity: MEDIUM</w:t>
+        <w:t>• Location / Hub: France (France) | Severity: MEDIUM</w:t>
         <w:br/>
       </w:r>
       <w:r>
@@ -86,96 +171,11 @@
         <w:rPr>
           <w:b/>
         </w:rPr>
-        <w:t>Incident #3: Central Asia Confronts Iran War Fallout as Trade Routes and Citizens Come Under Pressure - The Times Of Central Asia</w:t>
+        <w:t>Incident #8: Typhoon Dolphin likely to make landfall in eastern China; Shanghai, Zhejiang, Fujian activate typhoon emergency responses: media - Global Times</w:t>
         <w:br/>
       </w:r>
       <w:r>
-        <w:t>• Location / Hub: Global (Global) | Severity: LOW</w:t>
-        <w:br/>
-      </w:r>
-      <w:r>
-        <w:t>• Published: None | Source: Unknown</w:t>
-        <w:br/>
-      </w:r>
-    </w:p>
-    <w:p>
-      <w:r>
-        <w:rPr>
-          <w:b/>
-        </w:rPr>
-        <w:t>Incident #4: Saudi Arabia, Kuwait lift restrictions on US military access to bases, airspace: Report - Anadolu Ajansı</w:t>
-        <w:br/>
-      </w:r>
-      <w:r>
-        <w:t>• Location / Hub: United States (United States) | Severity: LOW</w:t>
-        <w:br/>
-      </w:r>
-      <w:r>
-        <w:t>• Published: None | Source: Unknown</w:t>
-        <w:br/>
-      </w:r>
-    </w:p>
-    <w:p>
-      <w:r>
-        <w:rPr>
-          <w:b/>
-        </w:rPr>
-        <w:t>Incident #5: US-Iran war: What UAE residents need to know today, Sept. 7 - gulfnews.com</w:t>
-        <w:br/>
-      </w:r>
-      <w:r>
-        <w:t>• Location / Hub: United States (United States) | Severity: LOW</w:t>
-        <w:br/>
-      </w:r>
-      <w:r>
-        <w:t>• Published: None | Source: Unknown</w:t>
-        <w:br/>
-      </w:r>
-    </w:p>
-    <w:p>
-      <w:r>
-        <w:rPr>
-          <w:b/>
-        </w:rPr>
-        <w:t>Incident #6: Debris blocks trains for second day, travel uncertainty grips passengers - timesofindia.indiatimes.com</w:t>
-        <w:br/>
-      </w:r>
-      <w:r>
-        <w:t>• Location / Hub: Global (Global) | Severity: LOW</w:t>
-        <w:br/>
-      </w:r>
-      <w:r>
-        <w:t>• Published: None | Source: Unknown</w:t>
-        <w:br/>
-      </w:r>
-    </w:p>
-    <w:p>
-      <w:r>
-        <w:rPr>
-          <w:b/>
-        </w:rPr>
-        <w:t>Incident #7: Mangaluru–Bengaluru Trains Halted by Landslide, No Restoration Timeline Confirmed - Travelers Today</w:t>
-        <w:br/>
-      </w:r>
-      <w:r>
-        <w:t>• Location / Hub: Global (Global) | Severity: HIGH</w:t>
-        <w:br/>
-      </w:r>
-      <w:r>
-        <w:t>• Published: None | Source: Unknown</w:t>
-        <w:br/>
-      </w:r>
-    </w:p>
-    <w:p>
-      <w:r>
-        <w:rPr>
-          <w:b/>
-        </w:rPr>
-        <w:t>Incident #8: Wildfires overwhelm exhausted firefighters in France and Spain - The Straits Times</w:t>
-        <w:br/>
-      </w:r>
-      <w:r>
-        <w:t>• Location / Hub: France (France) | Severity: MEDIUM</w:t>
+        <w:t>• Location / Hub: Port of Shanghai (China) | Severity: HIGH</w:t>
         <w:br/>
       </w:r>
       <w:r>
